--- a/manual/FirstSynth 取扱説明書.docx
+++ b/manual/FirstSynth 取扱説明書.docx
@@ -348,6 +348,17 @@
           <w:sz w:val="21"/>
         </w:rPr>
         <w:t>スタンドアローンでは、MIDI キーボードが無くてもコンピューターのキーボードで演奏できます（A のキーを起点に、白鍵・黒鍵が交互に並ぶ配置です）。 Z／X キーでオクターブを上下に切り替えられます。</w:t>
+      </w:r>
+    </w:p>
+    <w:p>
+      <w:pPr>
+        <w:spacing w:after="120"/>
+      </w:pPr>
+      <w:r>
+        <w:rPr>
+          <w:sz w:val="21"/>
+        </w:rPr>
+        <w:t>ヘッダーのプリセット欄には、全体のキートランスポーズ ‹ 0 › もあります。半音単位で最大 ±24 半音まで移調でき、鳴らす音程がその分だけ移動します（プリセットを切り替えても保持されます）。‹ › ボタン、またはコンピューターキーボードの F3／F4 キーで操作します。</w:t>
       </w:r>
     </w:p>
     <w:p>

--- a/manual/FirstSynth 取扱説明書.docx
+++ b/manual/FirstSynth 取扱説明書.docx
@@ -358,7 +358,45 @@
         <w:rPr>
           <w:sz w:val="21"/>
         </w:rPr>
-        <w:t>ヘッダーのプリセット欄には、全体のキートランスポーズ ‹ 0 › もあります。半音単位で最大 ±24 半音まで移調でき、鳴らす音程がその分だけ移動します（プリセットを切り替えても保持されます）。‹ › ボタン、またはコンピューターキーボードの F3／F4 キーで操作します。</w:t>
+        <w:t>ヘッダーのプリセット欄には、全体のキー</w:t>
+      </w:r>
+      <w:bookmarkStart w:id="0" w:name="_GoBack"/>
+      <w:bookmarkEnd w:id="0"/>
+      <w:r>
+        <w:rPr>
+          <w:sz w:val="21"/>
+        </w:rPr>
+        <w:t>トランスポーズ ‹ 0 › もあります。半音単位で最大 ±24 半音まで移調でき、鳴らす音程がその分だけ移動します（プリセットを切り替えても保持されます）。‹ › ボタン、またはコンピューターキーボードの F3／F4 キー</w:t>
+      </w:r>
+      <w:r>
+        <w:rPr>
+          <w:rFonts w:hint="eastAsia"/>
+          <w:sz w:val="21"/>
+          <w:lang w:eastAsia="ja-JP"/>
+        </w:rPr>
+        <w:t>（</w:t>
+      </w:r>
+      <w:r>
+        <w:rPr>
+          <w:rFonts w:hint="eastAsia"/>
+          <w:sz w:val="21"/>
+          <w:lang w:val="en-US" w:eastAsia="ja-JP"/>
+        </w:rPr>
+        <w:t>AWキーモードの場合はCVキーも使用可</w:t>
+      </w:r>
+      <w:r>
+        <w:rPr>
+          <w:rFonts w:hint="eastAsia"/>
+          <w:sz w:val="21"/>
+          <w:lang w:eastAsia="ja-JP"/>
+        </w:rPr>
+        <w:t>）</w:t>
+      </w:r>
+      <w:r>
+        <w:rPr>
+          <w:sz w:val="21"/>
+        </w:rPr>
+        <w:t>で操作します。</w:t>
       </w:r>
     </w:p>
     <w:p>
@@ -385,7 +423,7 @@
       <w:r>
         <w:drawing>
           <wp:inline distT="0" distB="0" distL="114300" distR="114300">
-            <wp:extent cx="5579745" cy="3071495"/>
+            <wp:extent cx="5580000" cy="3452751"/>
             <wp:effectExtent l="0" t="0" r="13335" b="6985"/>
             <wp:docPr id="1" name="Picture 1"/>
             <wp:cNvGraphicFramePr>
@@ -409,7 +447,7 @@
                   <pic:spPr>
                     <a:xfrm>
                       <a:off x="0" y="0"/>
-                      <a:ext cx="5580000" cy="3071634"/>
+                      <a:ext cx="5580000" cy="3452751"/>
                     </a:xfrm>
                     <a:prstGeom prst="rect">
                       <a:avLst/>
@@ -729,7 +767,7 @@
       <w:r>
         <w:drawing>
           <wp:inline distT="0" distB="0" distL="114300" distR="114300">
-            <wp:extent cx="5579745" cy="3048000"/>
+            <wp:extent cx="5580000" cy="3432606"/>
             <wp:effectExtent l="0" t="0" r="13335" b="0"/>
             <wp:docPr id="2" name="Picture 2"/>
             <wp:cNvGraphicFramePr>
@@ -753,7 +791,7 @@
                   <pic:spPr>
                     <a:xfrm>
                       <a:off x="0" y="0"/>
-                      <a:ext cx="5580000" cy="3048408"/>
+                      <a:ext cx="5580000" cy="3432606"/>
                     </a:xfrm>
                     <a:prstGeom prst="rect">
                       <a:avLst/>
@@ -840,8 +878,6 @@
         </w:rPr>
         <w:t>反復するエコーを加えます。Ping Pong をオンにすると左右交互にエコーが返ります。Sync をオンにすると Time が拍単位（テンポシンク）に切り替わります。</w:t>
       </w:r>
-      <w:bookmarkStart w:id="0" w:name="_GoBack"/>
-      <w:bookmarkEnd w:id="0"/>
     </w:p>
     <w:p>
       <w:pPr>
@@ -892,7 +928,7 @@
       <w:r>
         <w:drawing>
           <wp:inline distT="0" distB="0" distL="114300" distR="114300">
-            <wp:extent cx="5579745" cy="3178810"/>
+            <wp:extent cx="5580000" cy="3431983"/>
             <wp:effectExtent l="0" t="0" r="13335" b="6350"/>
             <wp:docPr id="3" name="Picture 3"/>
             <wp:cNvGraphicFramePr>
@@ -916,7 +952,7 @@
                   <pic:spPr>
                     <a:xfrm>
                       <a:off x="0" y="0"/>
-                      <a:ext cx="5580000" cy="3179349"/>
+                      <a:ext cx="5580000" cy="3431983"/>
                     </a:xfrm>
                     <a:prstGeom prst="rect">
                       <a:avLst/>
@@ -1028,7 +1064,7 @@
       <w:r>
         <w:drawing>
           <wp:inline distT="0" distB="0" distL="114300" distR="114300">
-            <wp:extent cx="5579745" cy="3126740"/>
+            <wp:extent cx="5580000" cy="3424826"/>
             <wp:effectExtent l="0" t="0" r="13335" b="12700"/>
             <wp:docPr id="4" name="Picture 4"/>
             <wp:cNvGraphicFramePr>
@@ -1052,7 +1088,7 @@
                   <pic:spPr>
                     <a:xfrm>
                       <a:off x="0" y="0"/>
-                      <a:ext cx="5580000" cy="3126898"/>
+                      <a:ext cx="5580000" cy="3424826"/>
                     </a:xfrm>
                     <a:prstGeom prst="rect">
                       <a:avLst/>
